--- a/zhs/docx/022.content.docx
+++ b/zhs/docx/022.content.docx
@@ -218,54 +218,36 @@
         </w:rPr>
         <w:t>是</w:t>
       </w:r>
-      <w:hyperlink r:id="rId13">
-        <w:r>
-          <w:rPr>
-            <w:lang w:val="zh_CN" w:bidi="zh_CN"/>
-          </w:rPr>
-          <w:rPr>
-            <w:color w:val="0000EE"/>
-            <w:u w:val="single"/>
-          </w:rPr>
-          <w:t>犹太人</w:t>
-        </w:r>
-      </w:hyperlink>
+      <w:r>
+        <w:rPr>
+          <w:lang w:val="zh_CN" w:bidi="zh_CN"/>
+        </w:rPr>
+        <w:t>犹太人</w:t>
+      </w:r>
       <w:r>
         <w:rPr>
           <w:lang w:val="zh_CN" w:bidi="zh_CN"/>
         </w:rPr>
         <w:t>聚集</w:t>
       </w:r>
-      <w:hyperlink r:id="rId14">
-        <w:r>
-          <w:rPr>
-            <w:lang w:val="zh_CN" w:bidi="zh_CN"/>
-          </w:rPr>
-          <w:rPr>
-            <w:color w:val="0000EE"/>
-            <w:u w:val="single"/>
-          </w:rPr>
-          <w:t>祷告</w:t>
-        </w:r>
-      </w:hyperlink>
+      <w:r>
+        <w:rPr>
+          <w:lang w:val="zh_CN" w:bidi="zh_CN"/>
+        </w:rPr>
+        <w:t>祷告</w:t>
+      </w:r>
       <w:r>
         <w:rPr>
           <w:lang w:val="zh_CN" w:bidi="zh_CN"/>
         </w:rPr>
         <w:t>和学习</w:t>
       </w:r>
-      <w:hyperlink r:id="rId15">
-        <w:r>
-          <w:rPr>
-            <w:lang w:val="zh_CN" w:bidi="zh_CN"/>
-          </w:rPr>
-          <w:rPr>
-            <w:color w:val="0000EE"/>
-            <w:u w:val="single"/>
-          </w:rPr>
-          <w:t>圣经</w:t>
-        </w:r>
-      </w:hyperlink>
+      <w:r>
+        <w:rPr>
+          <w:lang w:val="zh_CN" w:bidi="zh_CN"/>
+        </w:rPr>
+        <w:t>圣经</w:t>
+      </w:r>
       <w:r>
         <w:rPr>
           <w:lang w:val="zh_CN" w:bidi="zh_CN"/>
@@ -338,7 +320,7 @@
           <w:lang w:val="zh_CN" w:bidi="zh_CN"/>
         </w:rPr>
       </w:r>
-      <w:hyperlink r:id="rId16">
+      <w:hyperlink r:id="rId13">
         <w:r>
           <w:rPr>
             <w:lang w:val="zh_CN" w:bidi="zh_CN"/>

--- a/zhs/docx/022.content.docx
+++ b/zhs/docx/022.content.docx
@@ -266,77 +266,6 @@
           <w:lang w:val="zh_CN" w:bidi="zh_CN"/>
         </w:rPr>
         <w:t>，负责管理建筑物，并确保一切事务都有序进行。会堂的管理者负责邀请人们前来祷告，或读经文，或教导。</w:t>
-      </w:r>
-      <w:r>
-        <w:rPr>
-          <w:lang w:val="zh_CN" w:bidi="zh_CN"/>
-        </w:rPr>
-      </w:r>
-      <w:r>
-        <w:rPr>
-          <w:lang w:val="zh_CN" w:bidi="zh_CN"/>
-        </w:rPr>
-      </w:r>
-    </w:p>
-    <w:p>
-      <w:pPr/>
-      <w:r>
-        <w:rPr>
-          <w:lang w:val="zh_CN" w:bidi="zh_CN"/>
-        </w:rPr>
-      </w:r>
-    </w:p>
-    <w:p>
-      <w:pPr>
-        <w:pStyle w:val="Heading2"/>
-      </w:pPr>
-      <w:r>
-        <w:rPr>
-          <w:lang w:val="zh_CN" w:bidi="zh_CN"/>
-        </w:rPr>
-        <w:t>管理犹太会堂的人</w:t>
-      </w:r>
-      <w:r>
-        <w:rPr>
-          <w:lang w:val="zh_CN" w:bidi="zh_CN"/>
-        </w:rPr>
-      </w:r>
-    </w:p>
-    <w:p>
-      <w:pPr>
-        <w:pStyle w:val="Heading4"/>
-      </w:pPr>
-      <w:r>
-        <w:rPr>
-          <w:lang w:val="zh_CN" w:bidi="zh_CN"/>
-        </w:rPr>
-        <w:t>Audio Content</w:t>
-      </w:r>
-    </w:p>
-    <w:p>
-      <w:pPr/>
-      <w:r>
-        <w:rPr>
-          <w:lang w:val="zh_CN" w:bidi="zh_CN"/>
-        </w:rPr>
-      </w:r>
-      <w:hyperlink r:id="rId13">
-        <w:r>
-          <w:rPr>
-            <w:lang w:val="zh_CN" w:bidi="zh_CN"/>
-          </w:rPr>
-          <w:rPr>
-            <w:color w:val="0000EE"/>
-            <w:u w:val="single"/>
-          </w:rPr>
-          <w:t>mp3 file</w:t>
-        </w:r>
-      </w:hyperlink>
-      <w:r>
-        <w:rPr>
-          <w:lang w:val="zh_CN" w:bidi="zh_CN"/>
-        </w:rPr>
-        <w:t xml:space="preserve"> (None KB)</w:t>
       </w:r>
       <w:r>
         <w:rPr>

--- a/zhs/docx/022.content.docx
+++ b/zhs/docx/022.content.docx
@@ -218,36 +218,54 @@
         </w:rPr>
         <w:t>是</w:t>
       </w:r>
-      <w:r>
-        <w:rPr>
-          <w:lang w:val="zh_CN" w:bidi="zh_CN"/>
-        </w:rPr>
-        <w:t>犹太人</w:t>
-      </w:r>
+      <w:hyperlink r:id="rId13">
+        <w:r>
+          <w:rPr>
+            <w:lang w:val="zh_CN" w:bidi="zh_CN"/>
+          </w:rPr>
+          <w:rPr>
+            <w:color w:val="0000EE"/>
+            <w:u w:val="single"/>
+          </w:rPr>
+          <w:t>犹太人</w:t>
+        </w:r>
+      </w:hyperlink>
       <w:r>
         <w:rPr>
           <w:lang w:val="zh_CN" w:bidi="zh_CN"/>
         </w:rPr>
         <w:t>聚集</w:t>
       </w:r>
-      <w:r>
-        <w:rPr>
-          <w:lang w:val="zh_CN" w:bidi="zh_CN"/>
-        </w:rPr>
-        <w:t>祷告</w:t>
-      </w:r>
+      <w:hyperlink r:id="rId14">
+        <w:r>
+          <w:rPr>
+            <w:lang w:val="zh_CN" w:bidi="zh_CN"/>
+          </w:rPr>
+          <w:rPr>
+            <w:color w:val="0000EE"/>
+            <w:u w:val="single"/>
+          </w:rPr>
+          <w:t>祷告</w:t>
+        </w:r>
+      </w:hyperlink>
       <w:r>
         <w:rPr>
           <w:lang w:val="zh_CN" w:bidi="zh_CN"/>
         </w:rPr>
         <w:t>和学习</w:t>
       </w:r>
-      <w:r>
-        <w:rPr>
-          <w:lang w:val="zh_CN" w:bidi="zh_CN"/>
-        </w:rPr>
-        <w:t>圣经</w:t>
-      </w:r>
+      <w:hyperlink r:id="rId15">
+        <w:r>
+          <w:rPr>
+            <w:lang w:val="zh_CN" w:bidi="zh_CN"/>
+          </w:rPr>
+          <w:rPr>
+            <w:color w:val="0000EE"/>
+            <w:u w:val="single"/>
+          </w:rPr>
+          <w:t>圣经</w:t>
+        </w:r>
+      </w:hyperlink>
       <w:r>
         <w:rPr>
           <w:lang w:val="zh_CN" w:bidi="zh_CN"/>
